--- a/reminders_14oct/5_Reminder1_Notesheet_Memo1729.docx
+++ b/reminders_14oct/5_Reminder1_Notesheet_Memo1729.docx
@@ -113,7 +113,7 @@
           <w:color w:val="000000"/>
           <w:sz w:val="24"/>
         </w:rPr>
-        <w:t>It is observed that more than 15 (fifteen) days have elapsed since receipt of the said memo. As on 14.10.2026, no enquiry report has been received in this office in any of the 16 (sixteen) cases.</w:t>
+        <w:t>It is observed that more than 15 (fifteen) days have elapsed since receipt of the said memo. As on 14.10.2026, the enquiry report has been received only in 1 (one) case, namely Sl. No. 3 (Maya Kundu). No enquiry report has been received in the remaining 15 (fifteen) cases.</w:t>
       </w:r>
     </w:p>
     <w:p>
@@ -128,7 +128,7 @@
           <w:color w:val="000000"/>
           <w:sz w:val="24"/>
         </w:rPr>
-        <w:t>In the circumstances, a First Reminder (Reminder-1) is proposed to be issued to the Executive Officer, Balurghat Municipality, along with the list of the 16 (sixteen) cases, requesting submission of the enquiry reports within 7 (seven) days from the date of receipt of the reminder, under copy to the Chairman, Balurghat Municipality; the Office in Charge, RM, Dakshin Dinajpur; and the C.A to the District Magistrate, Dakshin Dinajpur.</w:t>
+        <w:t>In the circumstances, a First Reminder (Reminder-1) is proposed to be issued to the Executive Officer, Balurghat Municipality, along with the list of the 15 (fifteen) pending cases, the report in respect of Sl. No. 3 (Maya Kundu) having already been received, requesting submission of the enquiry reports within 7 (seven) days from the date of receipt of the reminder, under copy to the Chairman, Balurghat Municipality; the Office in Charge, RM, Dakshin Dinajpur; and the C.A to the District Magistrate, Dakshin Dinajpur.</w:t>
       </w:r>
     </w:p>
     <w:p>
